--- a/Abschlussdokumentation_DzenanSamed_Sacirovic.docx
+++ b/Abschlussdokumentation_DzenanSamed_Sacirovic.docx
@@ -241,7 +241,6 @@
                                     <w:calendar w:val="gregorian"/>
                                   </w:date>
                                 </w:sdtPr>
-                                <w:sdtEndPr/>
                                 <w:sdtContent>
                                   <w:p>
                                     <w:pPr>
@@ -300,7 +299,6 @@
                                     <w:dataBinding w:prefixMappings="xmlns:ns0='http://schemas.openxmlformats.org/officeDocument/2006/extended-properties' " w:xpath="/ns0:Properties[1]/ns0:Company[1]" w:storeItemID="{6668398D-A668-4E3E-A5EB-62B293D839F1}"/>
                                     <w:text/>
                                   </w:sdtPr>
-                                  <w:sdtEndPr/>
                                   <w:sdtContent>
                                     <w:r>
                                       <w:rPr>
@@ -369,7 +367,6 @@
                               <w:calendar w:val="gregorian"/>
                             </w:date>
                           </w:sdtPr>
-                          <w:sdtEndPr/>
                           <w:sdtContent>
                             <w:p>
                               <w:pPr>
@@ -428,7 +425,6 @@
                               <w:dataBinding w:prefixMappings="xmlns:ns0='http://schemas.openxmlformats.org/officeDocument/2006/extended-properties' " w:xpath="/ns0:Properties[1]/ns0:Company[1]" w:storeItemID="{6668398D-A668-4E3E-A5EB-62B293D839F1}"/>
                               <w:text/>
                             </w:sdtPr>
-                            <w:sdtEndPr/>
                             <w:sdtContent>
                               <w:r>
                                 <w:rPr>
@@ -5321,13 +5317,340 @@
     </w:p>
     <w:p>
       <w:pPr>
-        <w:rPr>
-          <w:rFonts w:asciiTheme="majorHAnsi" w:eastAsiaTheme="majorEastAsia" w:hAnsiTheme="majorHAnsi" w:cstheme="majorBidi"/>
-          <w:color w:val="0F4761" w:themeColor="accent1" w:themeShade="BF"/>
-          <w:sz w:val="40"/>
-          <w:szCs w:val="40"/>
-        </w:rPr>
-      </w:pPr>
+        <w:pStyle w:val="berschrift1"/>
+      </w:pPr>
+      <w:r>
+        <w:t>16. Fragen zur Docker-Dokumentation</w:t>
+      </w:r>
+    </w:p>
+    <w:p>
+      <w:r>
+        <w:t>1. Was ist ein Docker-Image?</w:t>
+      </w:r>
+    </w:p>
+    <w:p>
+      <w:r>
+        <w:t>Ein Docker-Image ist eine Vorlage, aus der ein Docker-Container erstellt wird. Es enthält die Anwendung, die benötigten Dateien und die Abhängigkeiten.</w:t>
+      </w:r>
+    </w:p>
+    <w:p>
+      <w:r>
+        <w:t>2. Was ist ein Docker-Container?</w:t>
+      </w:r>
+    </w:p>
+    <w:p>
+      <w:r>
+        <w:t>Ein Docker-Container ist eine laufende Instanz eines Docker-Images. In meinem Projekt läuft die ToDo-Applikation innerhalb eines solchen Containers.</w:t>
+      </w:r>
+    </w:p>
+    <w:p/>
+    <w:p>
+      <w:r>
+        <w:lastRenderedPageBreak/>
+        <w:t>3. Was ist der Unterschied zwischen Image und Container?</w:t>
+      </w:r>
+    </w:p>
+    <w:p>
+      <w:r>
+        <w:t>Das Image ist die Vorlage. Der Container ist die laufende Anwendung, die aus dieser Vorlage erstellt wurde.</w:t>
+      </w:r>
+    </w:p>
+    <w:p>
+      <w:r>
+        <w:t xml:space="preserve">4. Welche Aufgabe besitzt ein </w:t>
+      </w:r>
+      <w:proofErr w:type="spellStart"/>
+      <w:r>
+        <w:t>Dockerfile</w:t>
+      </w:r>
+      <w:proofErr w:type="spellEnd"/>
+      <w:r>
+        <w:t>?</w:t>
+      </w:r>
+    </w:p>
+    <w:p>
+      <w:r>
+        <w:t xml:space="preserve">Ein </w:t>
+      </w:r>
+      <w:proofErr w:type="spellStart"/>
+      <w:r>
+        <w:t>Dockerfile</w:t>
+      </w:r>
+      <w:proofErr w:type="spellEnd"/>
+      <w:r>
+        <w:t xml:space="preserve"> beschreibt Schritt für Schritt, wie ein Docker-Image erstellt werden soll. Darin wird zum Beispiel festgelegt, welches Basis-Image verwendet wird, welche Dateien kopiert werden und mit welchem Befehl die Anwendung gestartet wird.</w:t>
+      </w:r>
+    </w:p>
+    <w:p>
+      <w:r>
+        <w:t xml:space="preserve">5. Wozu </w:t>
+      </w:r>
+      <w:proofErr w:type="gramStart"/>
+      <w:r>
+        <w:t>wird .</w:t>
+      </w:r>
+      <w:proofErr w:type="spellStart"/>
+      <w:r>
+        <w:t>dockerignore</w:t>
+      </w:r>
+      <w:proofErr w:type="spellEnd"/>
+      <w:proofErr w:type="gramEnd"/>
+      <w:r>
+        <w:t xml:space="preserve"> verwendet?</w:t>
+      </w:r>
+    </w:p>
+    <w:p>
+      <w:proofErr w:type="gramStart"/>
+      <w:r>
+        <w:t>Mit .</w:t>
+      </w:r>
+      <w:proofErr w:type="spellStart"/>
+      <w:r>
+        <w:t>dockerignore</w:t>
+      </w:r>
+      <w:proofErr w:type="spellEnd"/>
+      <w:proofErr w:type="gramEnd"/>
+      <w:r>
+        <w:t xml:space="preserve"> legt man fest, welche Dateien und Ordner beim Erstellen des Docker-Images nicht mitkopiert werden sollen. In meinem Projekt wird zum Beispiel </w:t>
+      </w:r>
+      <w:proofErr w:type="spellStart"/>
+      <w:r>
+        <w:t>node_modules</w:t>
+      </w:r>
+      <w:proofErr w:type="spellEnd"/>
+      <w:r>
+        <w:t xml:space="preserve"> ausgeschlossen.</w:t>
+      </w:r>
+    </w:p>
+    <w:p>
+      <w:r>
+        <w:t xml:space="preserve">6. Welche Aufgabe besitzt </w:t>
+      </w:r>
+      <w:proofErr w:type="spellStart"/>
+      <w:proofErr w:type="gramStart"/>
+      <w:r>
+        <w:t>compose.yaml</w:t>
+      </w:r>
+      <w:proofErr w:type="spellEnd"/>
+      <w:proofErr w:type="gramEnd"/>
+      <w:r>
+        <w:t>?</w:t>
+      </w:r>
+    </w:p>
+    <w:p>
+      <w:r>
+        <w:t xml:space="preserve">Mit </w:t>
+      </w:r>
+      <w:proofErr w:type="spellStart"/>
+      <w:proofErr w:type="gramStart"/>
+      <w:r>
+        <w:t>compose.yaml</w:t>
+      </w:r>
+      <w:proofErr w:type="spellEnd"/>
+      <w:proofErr w:type="gramEnd"/>
+      <w:r>
+        <w:t xml:space="preserve"> können die Einstellungen für einen oder mehrere Docker-Container gespeichert werden. Dadurch kann die Anwendung mit einem kurzen Docker-</w:t>
+      </w:r>
+      <w:proofErr w:type="spellStart"/>
+      <w:r>
+        <w:t>Compose</w:t>
+      </w:r>
+      <w:proofErr w:type="spellEnd"/>
+      <w:r>
+        <w:t>-Befehl gestartet werden.</w:t>
+      </w:r>
+    </w:p>
+    <w:p>
+      <w:r>
+        <w:t>7. Was bedeutet die Portangabe 3000:3000?</w:t>
+      </w:r>
+    </w:p>
+    <w:p>
+      <w:r>
+        <w:t>Der erste Port ist der Port auf meinem Computer und der zweite Port ist der Port im Container. Dadurch kann ich die Anwendung über localhost:3000 im Browser öffnen.</w:t>
+      </w:r>
+    </w:p>
+    <w:p>
+      <w:r>
+        <w:t xml:space="preserve">8. Weshalb wird </w:t>
+      </w:r>
+      <w:proofErr w:type="spellStart"/>
+      <w:proofErr w:type="gramStart"/>
+      <w:r>
+        <w:t>package.json</w:t>
+      </w:r>
+      <w:proofErr w:type="spellEnd"/>
+      <w:proofErr w:type="gramEnd"/>
+      <w:r>
+        <w:t xml:space="preserve"> vor dem restlichen Quellcode kopiert?</w:t>
+      </w:r>
+    </w:p>
+    <w:p>
+      <w:r>
+        <w:t xml:space="preserve">Docker kann bereits ausgeführte Schritte zwischenspeichern. Wenn sich die Paketdateien nicht geändert haben, muss </w:t>
+      </w:r>
+      <w:proofErr w:type="spellStart"/>
+      <w:r>
+        <w:t>npm</w:t>
+      </w:r>
+      <w:proofErr w:type="spellEnd"/>
+      <w:r>
+        <w:t xml:space="preserve"> ci beim nächsten </w:t>
+      </w:r>
+      <w:proofErr w:type="spellStart"/>
+      <w:r>
+        <w:t>Build</w:t>
+      </w:r>
+      <w:proofErr w:type="spellEnd"/>
+      <w:r>
+        <w:t xml:space="preserve"> nicht immer komplett neu ausgeführt werden. Dadurch kann der </w:t>
+      </w:r>
+      <w:proofErr w:type="spellStart"/>
+      <w:r>
+        <w:t>Build</w:t>
+      </w:r>
+      <w:proofErr w:type="spellEnd"/>
+      <w:r>
+        <w:t xml:space="preserve"> schneller sein.</w:t>
+      </w:r>
+    </w:p>
+    <w:p>
+      <w:r>
+        <w:t xml:space="preserve">9. Was macht </w:t>
+      </w:r>
+      <w:proofErr w:type="spellStart"/>
+      <w:r>
+        <w:t>docker</w:t>
+      </w:r>
+      <w:proofErr w:type="spellEnd"/>
+      <w:r>
+        <w:t xml:space="preserve"> </w:t>
+      </w:r>
+      <w:proofErr w:type="spellStart"/>
+      <w:r>
+        <w:t>compose</w:t>
+      </w:r>
+      <w:proofErr w:type="spellEnd"/>
+      <w:r>
+        <w:t xml:space="preserve"> </w:t>
+      </w:r>
+      <w:proofErr w:type="spellStart"/>
+      <w:r>
+        <w:t>up</w:t>
+      </w:r>
+      <w:proofErr w:type="spellEnd"/>
+      <w:r>
+        <w:t>?</w:t>
+      </w:r>
+    </w:p>
+    <w:p>
+      <w:proofErr w:type="spellStart"/>
+      <w:r>
+        <w:t>docker</w:t>
+      </w:r>
+      <w:proofErr w:type="spellEnd"/>
+      <w:r>
+        <w:t xml:space="preserve"> </w:t>
+      </w:r>
+      <w:proofErr w:type="spellStart"/>
+      <w:r>
+        <w:t>compose</w:t>
+      </w:r>
+      <w:proofErr w:type="spellEnd"/>
+      <w:r>
+        <w:t xml:space="preserve"> </w:t>
+      </w:r>
+      <w:proofErr w:type="spellStart"/>
+      <w:r>
+        <w:t>up</w:t>
+      </w:r>
+      <w:proofErr w:type="spellEnd"/>
+      <w:r>
+        <w:t xml:space="preserve"> liest die </w:t>
+      </w:r>
+      <w:proofErr w:type="spellStart"/>
+      <w:proofErr w:type="gramStart"/>
+      <w:r>
+        <w:t>compose.yaml</w:t>
+      </w:r>
+      <w:proofErr w:type="spellEnd"/>
+      <w:proofErr w:type="gramEnd"/>
+      <w:r>
+        <w:t>, erstellt bei Bedarf den Container und startet die darin definierte Anwendung.</w:t>
+      </w:r>
+    </w:p>
+    <w:p>
+      <w:r>
+        <w:t xml:space="preserve">10. Was macht </w:t>
+      </w:r>
+      <w:proofErr w:type="spellStart"/>
+      <w:r>
+        <w:t>docker</w:t>
+      </w:r>
+      <w:proofErr w:type="spellEnd"/>
+      <w:r>
+        <w:t xml:space="preserve"> </w:t>
+      </w:r>
+      <w:proofErr w:type="spellStart"/>
+      <w:r>
+        <w:t>compose</w:t>
+      </w:r>
+      <w:proofErr w:type="spellEnd"/>
+      <w:r>
+        <w:t xml:space="preserve"> down?</w:t>
+      </w:r>
+    </w:p>
+    <w:p>
+      <w:proofErr w:type="spellStart"/>
+      <w:r>
+        <w:t>docker</w:t>
+      </w:r>
+      <w:proofErr w:type="spellEnd"/>
+      <w:r>
+        <w:t xml:space="preserve"> </w:t>
+      </w:r>
+      <w:proofErr w:type="spellStart"/>
+      <w:r>
+        <w:t>compose</w:t>
+      </w:r>
+      <w:proofErr w:type="spellEnd"/>
+      <w:r>
+        <w:t xml:space="preserve"> down stoppt die durch Docker </w:t>
+      </w:r>
+      <w:proofErr w:type="spellStart"/>
+      <w:r>
+        <w:t>Compose</w:t>
+      </w:r>
+      <w:proofErr w:type="spellEnd"/>
+      <w:r>
+        <w:t xml:space="preserve"> gestarteten Container und entfernt sie zusammen mit dem dazugehörigen Netzwerk.</w:t>
+      </w:r>
+    </w:p>
+    <w:p>
+      <w:r>
+        <w:t>11. Weshalb wird nach Änderungen teilweise --</w:t>
+      </w:r>
+      <w:proofErr w:type="spellStart"/>
+      <w:r>
+        <w:t>build</w:t>
+      </w:r>
+      <w:proofErr w:type="spellEnd"/>
+      <w:r>
+        <w:t xml:space="preserve"> benötigt?</w:t>
+      </w:r>
+    </w:p>
+    <w:p>
+      <w:r>
+        <w:t>Der Quellcode wird beim Erstellen des Docker-Images in das Image kopiert. Wenn ich später etwas am Code ändere, muss das Image teilweise neu gebaut werden. Mit --</w:t>
+      </w:r>
+      <w:proofErr w:type="spellStart"/>
+      <w:r>
+        <w:t>build</w:t>
+      </w:r>
+      <w:proofErr w:type="spellEnd"/>
+      <w:r>
+        <w:t xml:space="preserve"> wird ein neues Image mit den aktuellen Änderungen erstellt.</w:t>
+      </w:r>
     </w:p>
     <w:sectPr>
       <w:headerReference w:type="default" r:id="rId20"/>
@@ -5378,7 +5701,6 @@
         <w:docPartUnique/>
       </w:docPartObj>
     </w:sdtPr>
-    <w:sdtEndPr/>
     <w:sdtContent>
       <w:p>
         <w:pPr>
@@ -5498,7 +5820,6 @@
         <w:dataBinding w:prefixMappings="xmlns:ns0='http://purl.org/dc/elements/1.1/' xmlns:ns1='http://schemas.openxmlformats.org/package/2006/metadata/core-properties' " w:xpath="/ns1:coreProperties[1]/ns0:creator[1]" w:storeItemID="{6C3C8BC8-F283-45AE-878A-BAB7291924A1}"/>
         <w:text/>
       </w:sdtPr>
-      <w:sdtEndPr/>
       <w:sdtContent>
         <w:r>
           <w:rPr>
@@ -8184,11 +8505,11 @@
     <w:rsid w:val="008273B8"/>
     <w:rsid w:val="009A2268"/>
     <w:rsid w:val="00A4235A"/>
-    <w:rsid w:val="00BE1A4E"/>
     <w:rsid w:val="00C23183"/>
     <w:rsid w:val="00E61E55"/>
     <w:rsid w:val="00F21318"/>
     <w:rsid w:val="00F33980"/>
+    <w:rsid w:val="00F729D2"/>
   </w:rsids>
   <m:mathPr>
     <m:mathFont m:val="Cambria Math"/>
